--- a/UI Feedback.docx
+++ b/UI Feedback.docx
@@ -1,15 +1,69 @@
 
 <file path=word/document.xml><?xml version="1.0" encoding="utf-8"?>
-<w:document xmlns:wpc="http://schemas.microsoft.com/office/word/2010/wordprocessingCanvas" xmlns:cx="http://schemas.microsoft.com/office/drawing/2014/chartex" xmlns:cx1="http://schemas.microsoft.com/office/drawing/2015/9/8/chartex" xmlns:cx2="http://schemas.microsoft.com/office/drawing/2015/10/21/chartex" xmlns:cx3="http://schemas.microsoft.com/office/drawing/2016/5/9/chartex" xmlns:cx4="http://schemas.microsoft.com/office/drawing/2016/5/10/chartex" xmlns:cx5="http://schemas.microsoft.com/office/drawing/2016/5/11/chartex" xmlns:cx6="http://schemas.microsoft.com/office/drawing/2016/5/12/chartex" xmlns:cx7="http://schemas.microsoft.com/office/drawing/2016/5/13/chartex" xmlns:cx8="http://schemas.microsoft.com/office/drawing/2016/5/14/chartex" xmlns:mc="http://schemas.openxmlformats.org/markup-compatibility/2006" xmlns:aink="http://schemas.microsoft.com/office/drawing/2016/ink" xmlns:am3d="http://schemas.microsoft.com/office/drawing/2017/model3d" xmlns:o="urn:schemas-microsoft-com:office:office" xmlns:oel="http://schemas.microsoft.com/office/2019/extlst" xmlns:r="http://schemas.openxmlformats.org/officeDocument/2006/relationships" xmlns:m="http://schemas.openxmlformats.org/officeDocument/2006/math" xmlns:v="urn:schemas-microsoft-com:vml" xmlns:wp14="http://schemas.microsoft.com/office/word/2010/wordprocessingDrawing" xmlns:wp="http://schemas.openxmlformats.org/drawingml/2006/wordprocessingDrawing" xmlns:w10="urn:schemas-microsoft-com:office:word" xmlns:w="http://schemas.openxmlformats.org/wordprocessingml/2006/main" xmlns:w14="http://schemas.microsoft.com/office/word/2010/wordml" xmlns:w15="http://schemas.microsoft.com/office/word/2012/wordml" xmlns:w16cex="http://schemas.microsoft.com/office/word/2018/wordml/cex" xmlns:w16cid="http://schemas.microsoft.com/office/word/2016/wordml/cid" xmlns:w16="http://schemas.microsoft.com/office/word/2018/wordml" xmlns:w16du="http://schemas.microsoft.com/office/word/2023/wordml/word16du" xmlns:w16sdtdh="http://schemas.microsoft.com/office/word/2020/wordml/sdtdatahash" xmlns:w16sdtfl="http://schemas.microsoft.com/office/word/2024/wordml/sdtformatlock" xmlns:w16se="http://schemas.microsoft.com/office/word/2015/wordml/symex" xmlns:wpg="http://schemas.microsoft.com/office/word/2010/wordprocessingGroup" xmlns:wpi="http://schemas.microsoft.com/office/word/2010/wordprocessingInk" xmlns:wne="http://schemas.microsoft.com/office/word/2006/wordml" xmlns:wps="http://schemas.microsoft.com/office/word/2010/wordprocessingShape" mc:Ignorable="w14 w15 w16se w16cid w16 w16cex w16sdtdh w16sdtfl w16du wp14">
+<w:document xmlns:wpc="http://schemas.microsoft.com/office/word/2010/wordprocessingCanvas" xmlns:cx="http://schemas.microsoft.com/office/drawing/2014/chartex" xmlns:cx1="http://schemas.microsoft.com/office/drawing/2015/9/8/chartex" xmlns:cx2="http://schemas.microsoft.com/office/drawing/2015/10/21/chartex" xmlns:cx3="http://schemas.microsoft.com/office/drawing/2016/5/9/chartex" xmlns:cx4="http://schemas.microsoft.com/office/drawing/2016/5/10/chartex" xmlns:cx5="http://schemas.microsoft.com/office/drawing/2016/5/11/chartex" xmlns:cx6="http://schemas.microsoft.com/office/drawing/2016/5/12/chartex" xmlns:cx7="http://schemas.microsoft.com/office/drawing/2016/5/13/chartex" xmlns:cx8="http://schemas.microsoft.com/office/drawing/2016/5/14/chartex" xmlns:mc="http://schemas.openxmlformats.org/markup-compatibility/2006" xmlns:aink="http://schemas.microsoft.com/office/drawing/2016/ink" xmlns:am3d="http://schemas.microsoft.com/office/drawing/2017/model3d" xmlns:o="urn:schemas-microsoft-com:office:office" xmlns:oel="http://schemas.microsoft.com/office/2019/extlst" xmlns:r="http://schemas.openxmlformats.org/officeDocument/2006/relationships" xmlns:m="http://schemas.openxmlformats.org/officeDocument/2006/math" xmlns:v="urn:schemas-microsoft-com:vml" xmlns:wp14="http://schemas.microsoft.com/office/word/2010/wordprocessingDrawing" xmlns:wp="http://schemas.openxmlformats.org/drawingml/2006/wordprocessingDrawing" xmlns:w10="urn:schemas-microsoft-com:office:word" xmlns:w="http://schemas.openxmlformats.org/wordprocessingml/2006/main" xmlns:w14="http://schemas.microsoft.com/office/word/2010/wordml" xmlns:w15="http://schemas.microsoft.com/office/word/2012/wordml" xmlns:w16cex="http://schemas.microsoft.com/office/word/2018/wordml/cex" xmlns:w16cid="http://schemas.microsoft.com/office/word/2016/wordml/cid" xmlns:w16="http://schemas.microsoft.com/office/word/2018/wordml" xmlns:w16du="http://schemas.microsoft.com/office/word/2023/wordml/word16du" xmlns:w16sdtdh="http://schemas.microsoft.com/office/word/2020/wordml/sdtdatahash" xmlns:w16sdtfl="http://schemas.microsoft.com/office/word/2024/wordml/sdtformatlock" xmlns:w16se="http://schemas.microsoft.com/office/word/2015/wordml/symex" xmlns:wpg="http://schemas.microsoft.com/office/word/2010/wordprocessingGroup" xmlns:wpi="http://schemas.microsoft.com/office/word/2010/wordprocessingInk" xmlns:wne="http://schemas.microsoft.com/office/word/2006/wordml" xmlns:wps="http://schemas.microsoft.com/office/word/2010/wordprocessingShape" xmlns:a="http://schemas.openxmlformats.org/drawingml/2006/main" xmlns:pic="http://schemas.openxmlformats.org/drawingml/2006/picture" xmlns:a14="http://schemas.microsoft.com/office/drawing/2010/main" mc:Ignorable="w14 w15 w16se w16cid w16 w16cex w16sdtdh w16sdtfl w16du wp14">
   <w:body>
     <w:p>
+      <w:pPr>
+        <w:pStyle w:val="Normal"/>
+      </w:pPr>
       <w:r>
-        <w:t>Off Centre Title on Menu</w:t>
+        <w:rPr/>
+        <w:t>Feedback:</w:t>
+      </w:r>
+    </w:p>
+    <w:p>
+      <w:pPr>
+        <w:pStyle w:val="Normal"/>
+      </w:pPr>
+      <w:r>
+        <w:drawing>
+          <wp:inline wp14:editId="04FE03DC" wp14:anchorId="34360B3A">
+            <wp:extent cx="5724525" cy="1343029"/>
+            <wp:effectExtent l="0" t="0" r="0" b="0"/>
+            <wp:docPr id="2120156947" name="drawing"/>
+            <wp:cNvGraphicFramePr>
+              <a:graphicFrameLocks noChangeAspect="1"/>
+            </wp:cNvGraphicFramePr>
+            <a:graphic>
+              <a:graphicData xmlns:a="http://schemas.openxmlformats.org/drawingml/2006/main" uri="http://schemas.openxmlformats.org/drawingml/2006/picture">
+                <pic:pic xmlns:pic="http://schemas.openxmlformats.org/drawingml/2006/picture">
+                  <pic:nvPicPr>
+                    <pic:cNvPr id="34048557" name="Picture 34048557"/>
+                    <pic:cNvPicPr/>
+                  </pic:nvPicPr>
+                  <pic:blipFill>
+                    <a:blip xmlns:r="http://schemas.openxmlformats.org/officeDocument/2006/relationships" r:embed="rId936281365">
+                      <a:extLst>
+                        <a:ext uri="{28A0092B-C50C-407E-A947-70E740481C1C}">
+                          <a14:useLocalDpi xmlns:a14="http://schemas.microsoft.com/office/drawing/2010/main"/>
+                        </a:ext>
+                      </a:extLst>
+                    </a:blip>
+                    <a:srcRect l="0" t="0" r="0" b="15060"/>
+                    <a:stretch>
+                      <a:fillRect/>
+                    </a:stretch>
+                  </pic:blipFill>
+                  <pic:spPr>
+                    <a:xfrm rot="0">
+                      <a:off x="0" y="0"/>
+                      <a:ext cx="5724525" cy="1343029"/>
+                    </a:xfrm>
+                    <a:prstGeom prst="rect">
+                      <a:avLst/>
+                    </a:prstGeom>
+                  </pic:spPr>
+                </pic:pic>
+              </a:graphicData>
+            </a:graphic>
+          </wp:inline>
+        </w:drawing>
       </w:r>
     </w:p>
     <w:p>
       <w:r>
-        <w:t>Blur doesn’t cover whole screen</w:t>
+        <w:rPr/>
+        <w:t>Off Centre Title on Menu</w:t>
       </w:r>
     </w:p>
     <w:p>
@@ -24,55 +78,17 @@
     </w:p>
     <w:p>
       <w:r>
+        <w:rPr/>
         <w:t>Can’t exit game</w:t>
       </w:r>
     </w:p>
     <w:p>
-      <w:r>
-        <w:drawing>
-          <wp:inline distT="0" distB="0" distL="0" distR="0" wp14:anchorId="01D34DBA" wp14:editId="225997F6">
-            <wp:extent cx="4324954" cy="924054"/>
-            <wp:effectExtent l="0" t="0" r="0" b="9525"/>
-            <wp:docPr id="1850851901" name="Picture 1"/>
-            <wp:cNvGraphicFramePr>
-              <a:graphicFrameLocks xmlns:a="http://schemas.openxmlformats.org/drawingml/2006/main" noChangeAspect="1"/>
-            </wp:cNvGraphicFramePr>
-            <a:graphic xmlns:a="http://schemas.openxmlformats.org/drawingml/2006/main">
-              <a:graphicData uri="http://schemas.openxmlformats.org/drawingml/2006/picture">
-                <pic:pic xmlns:pic="http://schemas.openxmlformats.org/drawingml/2006/picture">
-                  <pic:nvPicPr>
-                    <pic:cNvPr id="1850851901" name=""/>
-                    <pic:cNvPicPr/>
-                  </pic:nvPicPr>
-                  <pic:blipFill>
-                    <a:blip r:embed="rId4"/>
-                    <a:stretch>
-                      <a:fillRect/>
-                    </a:stretch>
-                  </pic:blipFill>
-                  <pic:spPr>
-                    <a:xfrm>
-                      <a:off x="0" y="0"/>
-                      <a:ext cx="4324954" cy="924054"/>
-                    </a:xfrm>
-                    <a:prstGeom prst="rect">
-                      <a:avLst/>
-                    </a:prstGeom>
-                  </pic:spPr>
-                </pic:pic>
-              </a:graphicData>
-            </a:graphic>
-          </wp:inline>
-        </w:drawing>
-      </w:r>
-    </w:p>
-    <w:p>
-      <w:r>
-        <w:t>Add more comments</w:t>
-      </w:r>
+      <w:pPr>
+        <w:pStyle w:val="Normal"/>
+      </w:pPr>
     </w:p>
     <w:sectPr>
-      <w:pgSz w:w="11906" w:h="16838"/>
+      <w:pgSz w:w="11906" w:h="16838" w:orient="portrait"/>
       <w:pgMar w:top="1440" w:right="1440" w:bottom="1440" w:left="1440" w:header="708" w:footer="708" w:gutter="0"/>
       <w:cols w:space="708"/>
       <w:docGrid w:linePitch="360"/>
@@ -86,7 +102,7 @@
   <w:docDefaults>
     <w:rPrDefault>
       <w:rPr>
-        <w:rFonts w:asciiTheme="minorHAnsi" w:eastAsiaTheme="minorHAnsi" w:hAnsiTheme="minorHAnsi" w:cstheme="minorBidi"/>
+        <w:rFonts w:asciiTheme="minorHAnsi" w:hAnsiTheme="minorHAnsi" w:eastAsiaTheme="minorHAnsi" w:cstheme="minorBidi"/>
         <w:kern w:val="2"/>
         <w:sz w:val="24"/>
         <w:szCs w:val="24"/>
@@ -103,14 +119,14 @@
   <w:latentStyles w:defLockedState="0" w:defUIPriority="99" w:defSemiHidden="0" w:defUnhideWhenUsed="0" w:defQFormat="0" w:count="376">
     <w:lsdException w:name="Normal" w:uiPriority="0" w:qFormat="1"/>
     <w:lsdException w:name="heading 1" w:uiPriority="9" w:qFormat="1"/>
-    <w:lsdException w:name="heading 2" w:semiHidden="1" w:uiPriority="9" w:unhideWhenUsed="1" w:qFormat="1"/>
-    <w:lsdException w:name="heading 3" w:semiHidden="1" w:uiPriority="9" w:unhideWhenUsed="1" w:qFormat="1"/>
-    <w:lsdException w:name="heading 4" w:semiHidden="1" w:uiPriority="9" w:unhideWhenUsed="1" w:qFormat="1"/>
-    <w:lsdException w:name="heading 5" w:semiHidden="1" w:uiPriority="9" w:unhideWhenUsed="1" w:qFormat="1"/>
-    <w:lsdException w:name="heading 6" w:semiHidden="1" w:uiPriority="9" w:unhideWhenUsed="1" w:qFormat="1"/>
-    <w:lsdException w:name="heading 7" w:semiHidden="1" w:uiPriority="9" w:unhideWhenUsed="1" w:qFormat="1"/>
-    <w:lsdException w:name="heading 8" w:semiHidden="1" w:uiPriority="9" w:unhideWhenUsed="1" w:qFormat="1"/>
-    <w:lsdException w:name="heading 9" w:semiHidden="1" w:uiPriority="9" w:unhideWhenUsed="1" w:qFormat="1"/>
+    <w:lsdException w:name="heading 2" w:uiPriority="9" w:semiHidden="1" w:unhideWhenUsed="1" w:qFormat="1"/>
+    <w:lsdException w:name="heading 3" w:uiPriority="9" w:semiHidden="1" w:unhideWhenUsed="1" w:qFormat="1"/>
+    <w:lsdException w:name="heading 4" w:uiPriority="9" w:semiHidden="1" w:unhideWhenUsed="1" w:qFormat="1"/>
+    <w:lsdException w:name="heading 5" w:uiPriority="9" w:semiHidden="1" w:unhideWhenUsed="1" w:qFormat="1"/>
+    <w:lsdException w:name="heading 6" w:uiPriority="9" w:semiHidden="1" w:unhideWhenUsed="1" w:qFormat="1"/>
+    <w:lsdException w:name="heading 7" w:uiPriority="9" w:semiHidden="1" w:unhideWhenUsed="1" w:qFormat="1"/>
+    <w:lsdException w:name="heading 8" w:uiPriority="9" w:semiHidden="1" w:unhideWhenUsed="1" w:qFormat="1"/>
+    <w:lsdException w:name="heading 9" w:uiPriority="9" w:semiHidden="1" w:unhideWhenUsed="1" w:qFormat="1"/>
     <w:lsdException w:name="index 1" w:semiHidden="1" w:unhideWhenUsed="1"/>
     <w:lsdException w:name="index 2" w:semiHidden="1" w:unhideWhenUsed="1"/>
     <w:lsdException w:name="index 3" w:semiHidden="1" w:unhideWhenUsed="1"/>
@@ -120,22 +136,22 @@
     <w:lsdException w:name="index 7" w:semiHidden="1" w:unhideWhenUsed="1"/>
     <w:lsdException w:name="index 8" w:semiHidden="1" w:unhideWhenUsed="1"/>
     <w:lsdException w:name="index 9" w:semiHidden="1" w:unhideWhenUsed="1"/>
-    <w:lsdException w:name="toc 1" w:semiHidden="1" w:uiPriority="39" w:unhideWhenUsed="1"/>
-    <w:lsdException w:name="toc 2" w:semiHidden="1" w:uiPriority="39" w:unhideWhenUsed="1"/>
-    <w:lsdException w:name="toc 3" w:semiHidden="1" w:uiPriority="39" w:unhideWhenUsed="1"/>
-    <w:lsdException w:name="toc 4" w:semiHidden="1" w:uiPriority="39" w:unhideWhenUsed="1"/>
-    <w:lsdException w:name="toc 5" w:semiHidden="1" w:uiPriority="39" w:unhideWhenUsed="1"/>
-    <w:lsdException w:name="toc 6" w:semiHidden="1" w:uiPriority="39" w:unhideWhenUsed="1"/>
-    <w:lsdException w:name="toc 7" w:semiHidden="1" w:uiPriority="39" w:unhideWhenUsed="1"/>
-    <w:lsdException w:name="toc 8" w:semiHidden="1" w:uiPriority="39" w:unhideWhenUsed="1"/>
-    <w:lsdException w:name="toc 9" w:semiHidden="1" w:uiPriority="39" w:unhideWhenUsed="1"/>
+    <w:lsdException w:name="toc 1" w:uiPriority="39" w:semiHidden="1" w:unhideWhenUsed="1"/>
+    <w:lsdException w:name="toc 2" w:uiPriority="39" w:semiHidden="1" w:unhideWhenUsed="1"/>
+    <w:lsdException w:name="toc 3" w:uiPriority="39" w:semiHidden="1" w:unhideWhenUsed="1"/>
+    <w:lsdException w:name="toc 4" w:uiPriority="39" w:semiHidden="1" w:unhideWhenUsed="1"/>
+    <w:lsdException w:name="toc 5" w:uiPriority="39" w:semiHidden="1" w:unhideWhenUsed="1"/>
+    <w:lsdException w:name="toc 6" w:uiPriority="39" w:semiHidden="1" w:unhideWhenUsed="1"/>
+    <w:lsdException w:name="toc 7" w:uiPriority="39" w:semiHidden="1" w:unhideWhenUsed="1"/>
+    <w:lsdException w:name="toc 8" w:uiPriority="39" w:semiHidden="1" w:unhideWhenUsed="1"/>
+    <w:lsdException w:name="toc 9" w:uiPriority="39" w:semiHidden="1" w:unhideWhenUsed="1"/>
     <w:lsdException w:name="Normal Indent" w:semiHidden="1" w:unhideWhenUsed="1"/>
     <w:lsdException w:name="footnote text" w:semiHidden="1" w:unhideWhenUsed="1"/>
     <w:lsdException w:name="annotation text" w:semiHidden="1" w:unhideWhenUsed="1"/>
     <w:lsdException w:name="header" w:semiHidden="1" w:unhideWhenUsed="1"/>
     <w:lsdException w:name="footer" w:semiHidden="1" w:unhideWhenUsed="1"/>
     <w:lsdException w:name="index heading" w:semiHidden="1" w:unhideWhenUsed="1"/>
-    <w:lsdException w:name="caption" w:semiHidden="1" w:uiPriority="35" w:unhideWhenUsed="1" w:qFormat="1"/>
+    <w:lsdException w:name="caption" w:uiPriority="35" w:semiHidden="1" w:unhideWhenUsed="1" w:qFormat="1"/>
     <w:lsdException w:name="table of figures" w:semiHidden="1" w:unhideWhenUsed="1"/>
     <w:lsdException w:name="envelope address" w:semiHidden="1" w:unhideWhenUsed="1"/>
     <w:lsdException w:name="envelope return" w:semiHidden="1" w:unhideWhenUsed="1"/>
@@ -166,7 +182,7 @@
     <w:lsdException w:name="Title" w:uiPriority="10" w:qFormat="1"/>
     <w:lsdException w:name="Closing" w:semiHidden="1" w:unhideWhenUsed="1"/>
     <w:lsdException w:name="Signature" w:semiHidden="1" w:unhideWhenUsed="1"/>
-    <w:lsdException w:name="Default Paragraph Font" w:semiHidden="1" w:uiPriority="1" w:unhideWhenUsed="1"/>
+    <w:lsdException w:name="Default Paragraph Font" w:uiPriority="1" w:semiHidden="1" w:unhideWhenUsed="1"/>
     <w:lsdException w:name="Body Text" w:semiHidden="1" w:unhideWhenUsed="1"/>
     <w:lsdException w:name="Body Text Indent" w:semiHidden="1" w:unhideWhenUsed="1"/>
     <w:lsdException w:name="List Continue" w:semiHidden="1" w:unhideWhenUsed="1"/>
@@ -366,8 +382,8 @@
     <w:lsdException w:name="Subtle Reference" w:uiPriority="31" w:qFormat="1"/>
     <w:lsdException w:name="Intense Reference" w:uiPriority="32" w:qFormat="1"/>
     <w:lsdException w:name="Book Title" w:uiPriority="33" w:qFormat="1"/>
-    <w:lsdException w:name="Bibliography" w:semiHidden="1" w:uiPriority="37" w:unhideWhenUsed="1"/>
-    <w:lsdException w:name="TOC Heading" w:semiHidden="1" w:uiPriority="39" w:unhideWhenUsed="1" w:qFormat="1"/>
+    <w:lsdException w:name="Bibliography" w:uiPriority="37" w:semiHidden="1" w:unhideWhenUsed="1"/>
+    <w:lsdException w:name="TOC Heading" w:uiPriority="39" w:semiHidden="1" w:unhideWhenUsed="1" w:qFormat="1"/>
     <w:lsdException w:name="Plain Table 1" w:uiPriority="41"/>
     <w:lsdException w:name="Plain Table 2" w:uiPriority="42"/>
     <w:lsdException w:name="Plain Table 3" w:uiPriority="43"/>
@@ -478,7 +494,7 @@
     <w:lsdException w:name="Unresolved Mention" w:semiHidden="1" w:unhideWhenUsed="1"/>
     <w:lsdException w:name="Smart Link" w:semiHidden="1" w:unhideWhenUsed="1"/>
   </w:latentStyles>
-  <w:style w:type="paragraph" w:default="1" w:styleId="Normal">
+  <w:style w:type="paragraph" w:styleId="Normal" w:default="1">
     <w:name w:val="Normal"/>
     <w:qFormat/>
   </w:style>
@@ -497,7 +513,7 @@
       <w:outlineLvl w:val="0"/>
     </w:pPr>
     <w:rPr>
-      <w:rFonts w:asciiTheme="majorHAnsi" w:eastAsiaTheme="majorEastAsia" w:hAnsiTheme="majorHAnsi" w:cstheme="majorBidi"/>
+      <w:rFonts w:asciiTheme="majorHAnsi" w:hAnsiTheme="majorHAnsi" w:eastAsiaTheme="majorEastAsia" w:cstheme="majorBidi"/>
       <w:color w:val="0F4761" w:themeColor="accent1" w:themeShade="BF"/>
       <w:sz w:val="40"/>
       <w:szCs w:val="40"/>
@@ -520,7 +536,7 @@
       <w:outlineLvl w:val="1"/>
     </w:pPr>
     <w:rPr>
-      <w:rFonts w:asciiTheme="majorHAnsi" w:eastAsiaTheme="majorEastAsia" w:hAnsiTheme="majorHAnsi" w:cstheme="majorBidi"/>
+      <w:rFonts w:asciiTheme="majorHAnsi" w:hAnsiTheme="majorHAnsi" w:eastAsiaTheme="majorEastAsia" w:cstheme="majorBidi"/>
       <w:color w:val="0F4761" w:themeColor="accent1" w:themeShade="BF"/>
       <w:sz w:val="32"/>
       <w:szCs w:val="32"/>
@@ -681,13 +697,13 @@
       <w:color w:val="272727" w:themeColor="text1" w:themeTint="D8"/>
     </w:rPr>
   </w:style>
-  <w:style w:type="character" w:default="1" w:styleId="DefaultParagraphFont">
+  <w:style w:type="character" w:styleId="DefaultParagraphFont" w:default="1">
     <w:name w:val="Default Paragraph Font"/>
     <w:uiPriority w:val="1"/>
     <w:semiHidden/>
     <w:unhideWhenUsed/>
   </w:style>
-  <w:style w:type="table" w:default="1" w:styleId="TableNormal">
+  <w:style w:type="table" w:styleId="TableNormal" w:default="1">
     <w:name w:val="Normal Table"/>
     <w:uiPriority w:val="99"/>
     <w:semiHidden/>
@@ -702,26 +718,26 @@
       </w:tblCellMar>
     </w:tblPr>
   </w:style>
-  <w:style w:type="numbering" w:default="1" w:styleId="NoList">
+  <w:style w:type="numbering" w:styleId="NoList" w:default="1">
     <w:name w:val="No List"/>
     <w:uiPriority w:val="99"/>
     <w:semiHidden/>
     <w:unhideWhenUsed/>
   </w:style>
-  <w:style w:type="character" w:customStyle="1" w:styleId="Heading1Char">
+  <w:style w:type="character" w:styleId="Heading1Char" w:customStyle="1">
     <w:name w:val="Heading 1 Char"/>
     <w:basedOn w:val="DefaultParagraphFont"/>
     <w:link w:val="Heading1"/>
     <w:uiPriority w:val="9"/>
     <w:rsid w:val="004A251F"/>
     <w:rPr>
-      <w:rFonts w:asciiTheme="majorHAnsi" w:eastAsiaTheme="majorEastAsia" w:hAnsiTheme="majorHAnsi" w:cstheme="majorBidi"/>
+      <w:rFonts w:asciiTheme="majorHAnsi" w:hAnsiTheme="majorHAnsi" w:eastAsiaTheme="majorEastAsia" w:cstheme="majorBidi"/>
       <w:color w:val="0F4761" w:themeColor="accent1" w:themeShade="BF"/>
       <w:sz w:val="40"/>
       <w:szCs w:val="40"/>
     </w:rPr>
   </w:style>
-  <w:style w:type="character" w:customStyle="1" w:styleId="Heading2Char">
+  <w:style w:type="character" w:styleId="Heading2Char" w:customStyle="1">
     <w:name w:val="Heading 2 Char"/>
     <w:basedOn w:val="DefaultParagraphFont"/>
     <w:link w:val="Heading2"/>
@@ -729,13 +745,13 @@
     <w:semiHidden/>
     <w:rsid w:val="004A251F"/>
     <w:rPr>
-      <w:rFonts w:asciiTheme="majorHAnsi" w:eastAsiaTheme="majorEastAsia" w:hAnsiTheme="majorHAnsi" w:cstheme="majorBidi"/>
+      <w:rFonts w:asciiTheme="majorHAnsi" w:hAnsiTheme="majorHAnsi" w:eastAsiaTheme="majorEastAsia" w:cstheme="majorBidi"/>
       <w:color w:val="0F4761" w:themeColor="accent1" w:themeShade="BF"/>
       <w:sz w:val="32"/>
       <w:szCs w:val="32"/>
     </w:rPr>
   </w:style>
-  <w:style w:type="character" w:customStyle="1" w:styleId="Heading3Char">
+  <w:style w:type="character" w:styleId="Heading3Char" w:customStyle="1">
     <w:name w:val="Heading 3 Char"/>
     <w:basedOn w:val="DefaultParagraphFont"/>
     <w:link w:val="Heading3"/>
@@ -749,7 +765,7 @@
       <w:szCs w:val="28"/>
     </w:rPr>
   </w:style>
-  <w:style w:type="character" w:customStyle="1" w:styleId="Heading4Char">
+  <w:style w:type="character" w:styleId="Heading4Char" w:customStyle="1">
     <w:name w:val="Heading 4 Char"/>
     <w:basedOn w:val="DefaultParagraphFont"/>
     <w:link w:val="Heading4"/>
@@ -763,7 +779,7 @@
       <w:color w:val="0F4761" w:themeColor="accent1" w:themeShade="BF"/>
     </w:rPr>
   </w:style>
-  <w:style w:type="character" w:customStyle="1" w:styleId="Heading5Char">
+  <w:style w:type="character" w:styleId="Heading5Char" w:customStyle="1">
     <w:name w:val="Heading 5 Char"/>
     <w:basedOn w:val="DefaultParagraphFont"/>
     <w:link w:val="Heading5"/>
@@ -775,7 +791,7 @@
       <w:color w:val="0F4761" w:themeColor="accent1" w:themeShade="BF"/>
     </w:rPr>
   </w:style>
-  <w:style w:type="character" w:customStyle="1" w:styleId="Heading6Char">
+  <w:style w:type="character" w:styleId="Heading6Char" w:customStyle="1">
     <w:name w:val="Heading 6 Char"/>
     <w:basedOn w:val="DefaultParagraphFont"/>
     <w:link w:val="Heading6"/>
@@ -789,7 +805,7 @@
       <w:color w:val="595959" w:themeColor="text1" w:themeTint="A6"/>
     </w:rPr>
   </w:style>
-  <w:style w:type="character" w:customStyle="1" w:styleId="Heading7Char">
+  <w:style w:type="character" w:styleId="Heading7Char" w:customStyle="1">
     <w:name w:val="Heading 7 Char"/>
     <w:basedOn w:val="DefaultParagraphFont"/>
     <w:link w:val="Heading7"/>
@@ -801,7 +817,7 @@
       <w:color w:val="595959" w:themeColor="text1" w:themeTint="A6"/>
     </w:rPr>
   </w:style>
-  <w:style w:type="character" w:customStyle="1" w:styleId="Heading8Char">
+  <w:style w:type="character" w:styleId="Heading8Char" w:customStyle="1">
     <w:name w:val="Heading 8 Char"/>
     <w:basedOn w:val="DefaultParagraphFont"/>
     <w:link w:val="Heading8"/>
@@ -815,7 +831,7 @@
       <w:color w:val="272727" w:themeColor="text1" w:themeTint="D8"/>
     </w:rPr>
   </w:style>
-  <w:style w:type="character" w:customStyle="1" w:styleId="Heading9Char">
+  <w:style w:type="character" w:styleId="Heading9Char" w:customStyle="1">
     <w:name w:val="Heading 9 Char"/>
     <w:basedOn w:val="DefaultParagraphFont"/>
     <w:link w:val="Heading9"/>
@@ -840,21 +856,21 @@
       <w:contextualSpacing/>
     </w:pPr>
     <w:rPr>
-      <w:rFonts w:asciiTheme="majorHAnsi" w:eastAsiaTheme="majorEastAsia" w:hAnsiTheme="majorHAnsi" w:cstheme="majorBidi"/>
+      <w:rFonts w:asciiTheme="majorHAnsi" w:hAnsiTheme="majorHAnsi" w:eastAsiaTheme="majorEastAsia" w:cstheme="majorBidi"/>
       <w:spacing w:val="-10"/>
       <w:kern w:val="28"/>
       <w:sz w:val="56"/>
       <w:szCs w:val="56"/>
     </w:rPr>
   </w:style>
-  <w:style w:type="character" w:customStyle="1" w:styleId="TitleChar">
+  <w:style w:type="character" w:styleId="TitleChar" w:customStyle="1">
     <w:name w:val="Title Char"/>
     <w:basedOn w:val="DefaultParagraphFont"/>
     <w:link w:val="Title"/>
     <w:uiPriority w:val="10"/>
     <w:rsid w:val="004A251F"/>
     <w:rPr>
-      <w:rFonts w:asciiTheme="majorHAnsi" w:eastAsiaTheme="majorEastAsia" w:hAnsiTheme="majorHAnsi" w:cstheme="majorBidi"/>
+      <w:rFonts w:asciiTheme="majorHAnsi" w:hAnsiTheme="majorHAnsi" w:eastAsiaTheme="majorEastAsia" w:cstheme="majorBidi"/>
       <w:spacing w:val="-10"/>
       <w:kern w:val="28"/>
       <w:sz w:val="56"/>
@@ -882,7 +898,7 @@
       <w:szCs w:val="28"/>
     </w:rPr>
   </w:style>
-  <w:style w:type="character" w:customStyle="1" w:styleId="SubtitleChar">
+  <w:style w:type="character" w:styleId="SubtitleChar" w:customStyle="1">
     <w:name w:val="Subtitle Char"/>
     <w:basedOn w:val="DefaultParagraphFont"/>
     <w:link w:val="Subtitle"/>
@@ -914,7 +930,7 @@
       <w:color w:val="404040" w:themeColor="text1" w:themeTint="BF"/>
     </w:rPr>
   </w:style>
-  <w:style w:type="character" w:customStyle="1" w:styleId="QuoteChar">
+  <w:style w:type="character" w:styleId="QuoteChar" w:customStyle="1">
     <w:name w:val="Quote Char"/>
     <w:basedOn w:val="DefaultParagraphFont"/>
     <w:link w:val="Quote"/>
@@ -959,8 +975,8 @@
     <w:rsid w:val="004A251F"/>
     <w:pPr>
       <w:pBdr>
-        <w:top w:val="single" w:sz="4" w:space="10" w:color="0F4761" w:themeColor="accent1" w:themeShade="BF"/>
-        <w:bottom w:val="single" w:sz="4" w:space="10" w:color="0F4761" w:themeColor="accent1" w:themeShade="BF"/>
+        <w:top w:val="single" w:color="0F4761" w:themeColor="accent1" w:themeShade="BF" w:sz="4" w:space="10"/>
+        <w:bottom w:val="single" w:color="0F4761" w:themeColor="accent1" w:themeShade="BF" w:sz="4" w:space="10"/>
       </w:pBdr>
       <w:spacing w:before="360" w:after="360"/>
       <w:ind w:left="864" w:right="864"/>
@@ -972,7 +988,7 @@
       <w:color w:val="0F4761" w:themeColor="accent1" w:themeShade="BF"/>
     </w:rPr>
   </w:style>
-  <w:style w:type="character" w:customStyle="1" w:styleId="IntenseQuoteChar">
+  <w:style w:type="character" w:styleId="IntenseQuoteChar" w:customStyle="1">
     <w:name w:val="Intense Quote Char"/>
     <w:basedOn w:val="DefaultParagraphFont"/>
     <w:link w:val="IntenseQuote"/>
@@ -1002,7 +1018,7 @@
 </file>
 
 <file path=word/theme/theme1.xml><?xml version="1.0" encoding="utf-8"?>
-<a:theme xmlns:a="http://schemas.openxmlformats.org/drawingml/2006/main" name="Office Theme">
+<a:theme xmlns:a="http://schemas.openxmlformats.org/drawingml/2006/main" xmlns:thm15="http://schemas.microsoft.com/office/thememl/2012/main" name="Office Theme">
   <a:themeElements>
     <a:clrScheme name="Office">
       <a:dk1>

--- a/UI Feedback.docx
+++ b/UI Feedback.docx
@@ -1,51 +1,50 @@
 
 <file path=word/document.xml><?xml version="1.0" encoding="utf-8"?>
-<w:document xmlns:wpc="http://schemas.microsoft.com/office/word/2010/wordprocessingCanvas" xmlns:cx="http://schemas.microsoft.com/office/drawing/2014/chartex" xmlns:cx1="http://schemas.microsoft.com/office/drawing/2015/9/8/chartex" xmlns:cx2="http://schemas.microsoft.com/office/drawing/2015/10/21/chartex" xmlns:cx3="http://schemas.microsoft.com/office/drawing/2016/5/9/chartex" xmlns:cx4="http://schemas.microsoft.com/office/drawing/2016/5/10/chartex" xmlns:cx5="http://schemas.microsoft.com/office/drawing/2016/5/11/chartex" xmlns:cx6="http://schemas.microsoft.com/office/drawing/2016/5/12/chartex" xmlns:cx7="http://schemas.microsoft.com/office/drawing/2016/5/13/chartex" xmlns:cx8="http://schemas.microsoft.com/office/drawing/2016/5/14/chartex" xmlns:mc="http://schemas.openxmlformats.org/markup-compatibility/2006" xmlns:aink="http://schemas.microsoft.com/office/drawing/2016/ink" xmlns:am3d="http://schemas.microsoft.com/office/drawing/2017/model3d" xmlns:o="urn:schemas-microsoft-com:office:office" xmlns:oel="http://schemas.microsoft.com/office/2019/extlst" xmlns:r="http://schemas.openxmlformats.org/officeDocument/2006/relationships" xmlns:m="http://schemas.openxmlformats.org/officeDocument/2006/math" xmlns:v="urn:schemas-microsoft-com:vml" xmlns:wp14="http://schemas.microsoft.com/office/word/2010/wordprocessingDrawing" xmlns:wp="http://schemas.openxmlformats.org/drawingml/2006/wordprocessingDrawing" xmlns:w10="urn:schemas-microsoft-com:office:word" xmlns:w="http://schemas.openxmlformats.org/wordprocessingml/2006/main" xmlns:w14="http://schemas.microsoft.com/office/word/2010/wordml" xmlns:w15="http://schemas.microsoft.com/office/word/2012/wordml" xmlns:w16cex="http://schemas.microsoft.com/office/word/2018/wordml/cex" xmlns:w16cid="http://schemas.microsoft.com/office/word/2016/wordml/cid" xmlns:w16="http://schemas.microsoft.com/office/word/2018/wordml" xmlns:w16du="http://schemas.microsoft.com/office/word/2023/wordml/word16du" xmlns:w16sdtdh="http://schemas.microsoft.com/office/word/2020/wordml/sdtdatahash" xmlns:w16sdtfl="http://schemas.microsoft.com/office/word/2024/wordml/sdtformatlock" xmlns:w16se="http://schemas.microsoft.com/office/word/2015/wordml/symex" xmlns:wpg="http://schemas.microsoft.com/office/word/2010/wordprocessingGroup" xmlns:wpi="http://schemas.microsoft.com/office/word/2010/wordprocessingInk" xmlns:wne="http://schemas.microsoft.com/office/word/2006/wordml" xmlns:wps="http://schemas.microsoft.com/office/word/2010/wordprocessingShape" xmlns:a="http://schemas.openxmlformats.org/drawingml/2006/main" xmlns:pic="http://schemas.openxmlformats.org/drawingml/2006/picture" xmlns:a14="http://schemas.microsoft.com/office/drawing/2010/main" mc:Ignorable="w14 w15 w16se w16cid w16 w16cex w16sdtdh w16sdtfl w16du wp14">
+<w:document xmlns:wpc="http://schemas.microsoft.com/office/word/2010/wordprocessingCanvas" xmlns:cx="http://schemas.microsoft.com/office/drawing/2014/chartex" xmlns:cx1="http://schemas.microsoft.com/office/drawing/2015/9/8/chartex" xmlns:cx2="http://schemas.microsoft.com/office/drawing/2015/10/21/chartex" xmlns:cx3="http://schemas.microsoft.com/office/drawing/2016/5/9/chartex" xmlns:cx4="http://schemas.microsoft.com/office/drawing/2016/5/10/chartex" xmlns:cx5="http://schemas.microsoft.com/office/drawing/2016/5/11/chartex" xmlns:cx6="http://schemas.microsoft.com/office/drawing/2016/5/12/chartex" xmlns:cx7="http://schemas.microsoft.com/office/drawing/2016/5/13/chartex" xmlns:cx8="http://schemas.microsoft.com/office/drawing/2016/5/14/chartex" xmlns:mc="http://schemas.openxmlformats.org/markup-compatibility/2006" xmlns:aink="http://schemas.microsoft.com/office/drawing/2016/ink" xmlns:am3d="http://schemas.microsoft.com/office/drawing/2017/model3d" xmlns:o="urn:schemas-microsoft-com:office:office" xmlns:oel="http://schemas.microsoft.com/office/2019/extlst" xmlns:r="http://schemas.openxmlformats.org/officeDocument/2006/relationships" xmlns:m="http://schemas.openxmlformats.org/officeDocument/2006/math" xmlns:v="urn:schemas-microsoft-com:vml" xmlns:wp14="http://schemas.microsoft.com/office/word/2010/wordprocessingDrawing" xmlns:wp="http://schemas.openxmlformats.org/drawingml/2006/wordprocessingDrawing" xmlns:w10="urn:schemas-microsoft-com:office:word" xmlns:w="http://schemas.openxmlformats.org/wordprocessingml/2006/main" xmlns:w14="http://schemas.microsoft.com/office/word/2010/wordml" xmlns:w15="http://schemas.microsoft.com/office/word/2012/wordml" xmlns:w16cex="http://schemas.microsoft.com/office/word/2018/wordml/cex" xmlns:w16cid="http://schemas.microsoft.com/office/word/2016/wordml/cid" xmlns:w16="http://schemas.microsoft.com/office/word/2018/wordml" xmlns:w16du="http://schemas.microsoft.com/office/word/2023/wordml/word16du" xmlns:w16sdtdh="http://schemas.microsoft.com/office/word/2020/wordml/sdtdatahash" xmlns:w16sdtfl="http://schemas.microsoft.com/office/word/2024/wordml/sdtformatlock" xmlns:w16se="http://schemas.microsoft.com/office/word/2015/wordml/symex" xmlns:wpg="http://schemas.microsoft.com/office/word/2010/wordprocessingGroup" xmlns:wpi="http://schemas.microsoft.com/office/word/2010/wordprocessingInk" xmlns:wne="http://schemas.microsoft.com/office/word/2006/wordml" xmlns:wps="http://schemas.microsoft.com/office/word/2010/wordprocessingShape" mc:Ignorable="w14 w15 w16se w16cid w16 w16cex w16sdtdh w16sdtfl w16du wp14">
   <w:body>
     <w:p>
       <w:pPr>
-        <w:pStyle w:val="Normal"/>
+        <w:pStyle w:val="Heading2"/>
       </w:pPr>
       <w:r>
-        <w:rPr/>
         <w:t>Feedback:</w:t>
       </w:r>
     </w:p>
     <w:p>
-      <w:pPr>
-        <w:pStyle w:val="Normal"/>
-      </w:pPr>
-      <w:r>
+      <w:r>
+        <w:rPr>
+          <w:noProof/>
+        </w:rPr>
         <w:drawing>
-          <wp:inline wp14:editId="04FE03DC" wp14:anchorId="34360B3A">
+          <wp:inline distT="0" distB="0" distL="0" distR="0" wp14:anchorId="34360B3A" wp14:editId="4B9C2504">
             <wp:extent cx="5724525" cy="1343029"/>
             <wp:effectExtent l="0" t="0" r="0" b="0"/>
             <wp:docPr id="2120156947" name="drawing"/>
             <wp:cNvGraphicFramePr>
-              <a:graphicFrameLocks noChangeAspect="1"/>
+              <a:graphicFrameLocks xmlns:a="http://schemas.openxmlformats.org/drawingml/2006/main" noChangeAspect="1"/>
             </wp:cNvGraphicFramePr>
-            <a:graphic>
-              <a:graphicData xmlns:a="http://schemas.openxmlformats.org/drawingml/2006/main" uri="http://schemas.openxmlformats.org/drawingml/2006/picture">
+            <a:graphic xmlns:a="http://schemas.openxmlformats.org/drawingml/2006/main">
+              <a:graphicData uri="http://schemas.openxmlformats.org/drawingml/2006/picture">
                 <pic:pic xmlns:pic="http://schemas.openxmlformats.org/drawingml/2006/picture">
                   <pic:nvPicPr>
                     <pic:cNvPr id="34048557" name="Picture 34048557"/>
                     <pic:cNvPicPr/>
                   </pic:nvPicPr>
                   <pic:blipFill>
-                    <a:blip xmlns:r="http://schemas.openxmlformats.org/officeDocument/2006/relationships" r:embed="rId936281365">
+                    <a:blip r:embed="rId4">
                       <a:extLst>
                         <a:ext uri="{28A0092B-C50C-407E-A947-70E740481C1C}">
                           <a14:useLocalDpi xmlns:a14="http://schemas.microsoft.com/office/drawing/2010/main"/>
                         </a:ext>
                       </a:extLst>
                     </a:blip>
-                    <a:srcRect l="0" t="0" r="0" b="15060"/>
+                    <a:srcRect b="15060"/>
                     <a:stretch>
                       <a:fillRect/>
                     </a:stretch>
                   </pic:blipFill>
                   <pic:spPr>
-                    <a:xfrm rot="0">
+                    <a:xfrm>
                       <a:off x="0" y="0"/>
                       <a:ext cx="5724525" cy="1343029"/>
                     </a:xfrm>
@@ -61,34 +60,770 @@
       </w:r>
     </w:p>
     <w:p>
-      <w:r>
-        <w:rPr/>
+      <w:pPr>
+        <w:pStyle w:val="Heading2"/>
+      </w:pPr>
+      <w:r>
         <w:t>Off Centre Title on Menu</w:t>
       </w:r>
     </w:p>
     <w:p>
       <w:r>
-        <w:t>Player Can’t Die</w:t>
+        <w:rPr>
+          <w:noProof/>
+        </w:rPr>
+        <w:drawing>
+          <wp:inline distT="0" distB="0" distL="0" distR="0" wp14:anchorId="04EBE206" wp14:editId="4BE8DE1E">
+            <wp:extent cx="2844145" cy="2019582"/>
+            <wp:effectExtent l="0" t="0" r="0" b="0"/>
+            <wp:docPr id="1027351556" name="drawing"/>
+            <wp:cNvGraphicFramePr>
+              <a:graphicFrameLocks xmlns:a="http://schemas.openxmlformats.org/drawingml/2006/main" noChangeAspect="1"/>
+            </wp:cNvGraphicFramePr>
+            <a:graphic xmlns:a="http://schemas.openxmlformats.org/drawingml/2006/main">
+              <a:graphicData uri="http://schemas.openxmlformats.org/drawingml/2006/picture">
+                <pic:pic xmlns:pic="http://schemas.openxmlformats.org/drawingml/2006/picture">
+                  <pic:nvPicPr>
+                    <pic:cNvPr id="1027351556" name="Picture 1027351556"/>
+                    <pic:cNvPicPr/>
+                  </pic:nvPicPr>
+                  <pic:blipFill>
+                    <a:blip r:embed="rId5">
+                      <a:extLst>
+                        <a:ext uri="{28A0092B-C50C-407E-A947-70E740481C1C}">
+                          <a14:useLocalDpi xmlns:a14="http://schemas.microsoft.com/office/drawing/2010/main"/>
+                        </a:ext>
+                      </a:extLst>
+                    </a:blip>
+                    <a:stretch>
+                      <a:fillRect/>
+                    </a:stretch>
+                  </pic:blipFill>
+                  <pic:spPr>
+                    <a:xfrm>
+                      <a:off x="0" y="0"/>
+                      <a:ext cx="2844145" cy="2019582"/>
+                    </a:xfrm>
+                    <a:prstGeom prst="rect">
+                      <a:avLst/>
+                    </a:prstGeom>
+                  </pic:spPr>
+                </pic:pic>
+              </a:graphicData>
+            </a:graphic>
+          </wp:inline>
+        </w:drawing>
       </w:r>
     </w:p>
     <w:p>
       <w:r>
-        <w:t>Health bar is lower than other UI</w:t>
+        <w:t xml:space="preserve">Instead of being centred with the play button, the title’s edge was in line with </w:t>
+      </w:r>
+      <w:r>
+        <w:t>the button’s edge</w:t>
+      </w:r>
+      <w:r>
+        <w:t xml:space="preserve">. </w:t>
       </w:r>
     </w:p>
     <w:p>
       <w:r>
-        <w:rPr/>
-        <w:t>Can’t exit game</w:t>
+        <w:rPr>
+          <w:noProof/>
+        </w:rPr>
+        <w:drawing>
+          <wp:anchor distT="0" distB="0" distL="114300" distR="114300" simplePos="0" relativeHeight="251656704" behindDoc="0" locked="0" layoutInCell="1" allowOverlap="1" wp14:anchorId="101A238F" wp14:editId="180821B1">
+            <wp:simplePos x="0" y="0"/>
+            <wp:positionH relativeFrom="column">
+              <wp:align>left</wp:align>
+            </wp:positionH>
+            <wp:positionV relativeFrom="paragraph">
+              <wp:posOffset>0</wp:posOffset>
+            </wp:positionV>
+            <wp:extent cx="2893855" cy="2250776"/>
+            <wp:effectExtent l="0" t="0" r="0" b="0"/>
+            <wp:wrapSquare wrapText="bothSides"/>
+            <wp:docPr id="32207555" name="drawing"/>
+            <wp:cNvGraphicFramePr>
+              <a:graphicFrameLocks xmlns:a="http://schemas.openxmlformats.org/drawingml/2006/main" noChangeAspect="1"/>
+            </wp:cNvGraphicFramePr>
+            <a:graphic xmlns:a="http://schemas.openxmlformats.org/drawingml/2006/main">
+              <a:graphicData uri="http://schemas.openxmlformats.org/drawingml/2006/picture">
+                <pic:pic xmlns:pic="http://schemas.openxmlformats.org/drawingml/2006/picture">
+                  <pic:nvPicPr>
+                    <pic:cNvPr id="32207555" name="Picture 32207555"/>
+                    <pic:cNvPicPr/>
+                  </pic:nvPicPr>
+                  <pic:blipFill>
+                    <a:blip r:embed="rId6">
+                      <a:extLst>
+                        <a:ext uri="{28A0092B-C50C-407E-A947-70E740481C1C}">
+                          <a14:useLocalDpi xmlns:a14="http://schemas.microsoft.com/office/drawing/2010/main"/>
+                        </a:ext>
+                      </a:extLst>
+                    </a:blip>
+                    <a:stretch>
+                      <a:fillRect/>
+                    </a:stretch>
+                  </pic:blipFill>
+                  <pic:spPr>
+                    <a:xfrm>
+                      <a:off x="0" y="0"/>
+                      <a:ext cx="2893855" cy="2250776"/>
+                    </a:xfrm>
+                    <a:prstGeom prst="rect">
+                      <a:avLst/>
+                    </a:prstGeom>
+                  </pic:spPr>
+                </pic:pic>
+              </a:graphicData>
+            </a:graphic>
+            <wp14:sizeRelH relativeFrom="page">
+              <wp14:pctWidth>0</wp14:pctWidth>
+            </wp14:sizeRelH>
+            <wp14:sizeRelV relativeFrom="page">
+              <wp14:pctHeight>0</wp14:pctHeight>
+            </wp14:sizeRelV>
+          </wp:anchor>
+        </w:drawing>
+      </w:r>
+      <w:r>
+        <w:t>I tried moving it to be in line, but it was hard to be precise, and even though it looked better, it still wasn’t perfect.</w:t>
+      </w:r>
+      <w:r>
+        <w:t xml:space="preserve"> In the end, I remembered I could just change the justification setting to centre the text, and that made it look better.</w:t>
+      </w:r>
+    </w:p>
+    <w:p>
+      <w:r>
+        <w:rPr>
+          <w:noProof/>
+        </w:rPr>
+        <w:drawing>
+          <wp:inline distT="0" distB="0" distL="0" distR="0" wp14:anchorId="2A5CC0BC" wp14:editId="435AB7F9">
+            <wp:extent cx="1219370" cy="247685"/>
+            <wp:effectExtent l="0" t="0" r="0" b="0"/>
+            <wp:docPr id="1872451808" name="drawing"/>
+            <wp:cNvGraphicFramePr>
+              <a:graphicFrameLocks xmlns:a="http://schemas.openxmlformats.org/drawingml/2006/main" noChangeAspect="1"/>
+            </wp:cNvGraphicFramePr>
+            <a:graphic xmlns:a="http://schemas.openxmlformats.org/drawingml/2006/main">
+              <a:graphicData uri="http://schemas.openxmlformats.org/drawingml/2006/picture">
+                <pic:pic xmlns:pic="http://schemas.openxmlformats.org/drawingml/2006/picture">
+                  <pic:nvPicPr>
+                    <pic:cNvPr id="203782378" name="Picture 203782378"/>
+                    <pic:cNvPicPr/>
+                  </pic:nvPicPr>
+                  <pic:blipFill>
+                    <a:blip r:embed="rId7">
+                      <a:extLst>
+                        <a:ext uri="{28A0092B-C50C-407E-A947-70E740481C1C}">
+                          <a14:useLocalDpi xmlns:a14="http://schemas.microsoft.com/office/drawing/2010/main"/>
+                        </a:ext>
+                      </a:extLst>
+                    </a:blip>
+                    <a:stretch>
+                      <a:fillRect/>
+                    </a:stretch>
+                  </pic:blipFill>
+                  <pic:spPr>
+                    <a:xfrm>
+                      <a:off x="0" y="0"/>
+                      <a:ext cx="1219370" cy="247685"/>
+                    </a:xfrm>
+                    <a:prstGeom prst="rect">
+                      <a:avLst/>
+                    </a:prstGeom>
+                  </pic:spPr>
+                </pic:pic>
+              </a:graphicData>
+            </a:graphic>
+          </wp:inline>
+        </w:drawing>
+      </w:r>
+      <w:r>
+        <w:rPr>
+          <w:noProof/>
+        </w:rPr>
+        <w:drawing>
+          <wp:inline distT="0" distB="0" distL="0" distR="0" wp14:anchorId="3AAFC550" wp14:editId="043167C1">
+            <wp:extent cx="1209844" cy="257211"/>
+            <wp:effectExtent l="0" t="0" r="0" b="0"/>
+            <wp:docPr id="177698296" name="drawing"/>
+            <wp:cNvGraphicFramePr>
+              <a:graphicFrameLocks xmlns:a="http://schemas.openxmlformats.org/drawingml/2006/main" noChangeAspect="1"/>
+            </wp:cNvGraphicFramePr>
+            <a:graphic xmlns:a="http://schemas.openxmlformats.org/drawingml/2006/main">
+              <a:graphicData uri="http://schemas.openxmlformats.org/drawingml/2006/picture">
+                <pic:pic xmlns:pic="http://schemas.openxmlformats.org/drawingml/2006/picture">
+                  <pic:nvPicPr>
+                    <pic:cNvPr id="177698296" name="Picture 177698296"/>
+                    <pic:cNvPicPr/>
+                  </pic:nvPicPr>
+                  <pic:blipFill>
+                    <a:blip r:embed="rId8">
+                      <a:extLst>
+                        <a:ext uri="{28A0092B-C50C-407E-A947-70E740481C1C}">
+                          <a14:useLocalDpi xmlns:a14="http://schemas.microsoft.com/office/drawing/2010/main"/>
+                        </a:ext>
+                      </a:extLst>
+                    </a:blip>
+                    <a:stretch>
+                      <a:fillRect/>
+                    </a:stretch>
+                  </pic:blipFill>
+                  <pic:spPr>
+                    <a:xfrm>
+                      <a:off x="0" y="0"/>
+                      <a:ext cx="1209844" cy="257211"/>
+                    </a:xfrm>
+                    <a:prstGeom prst="rect">
+                      <a:avLst/>
+                    </a:prstGeom>
+                  </pic:spPr>
+                </pic:pic>
+              </a:graphicData>
+            </a:graphic>
+          </wp:inline>
+        </w:drawing>
+      </w:r>
+      <w:r>
+        <w:rPr>
+          <w:noProof/>
+        </w:rPr>
+        <w:drawing>
+          <wp:inline distT="0" distB="0" distL="0" distR="0" wp14:anchorId="40CC45ED" wp14:editId="531DAC1C">
+            <wp:extent cx="2200243" cy="1619250"/>
+            <wp:effectExtent l="0" t="0" r="0" b="0"/>
+            <wp:docPr id="1058424254" name="drawing"/>
+            <wp:cNvGraphicFramePr>
+              <a:graphicFrameLocks xmlns:a="http://schemas.openxmlformats.org/drawingml/2006/main" noChangeAspect="1"/>
+            </wp:cNvGraphicFramePr>
+            <a:graphic xmlns:a="http://schemas.openxmlformats.org/drawingml/2006/main">
+              <a:graphicData uri="http://schemas.openxmlformats.org/drawingml/2006/picture">
+                <pic:pic xmlns:pic="http://schemas.openxmlformats.org/drawingml/2006/picture">
+                  <pic:nvPicPr>
+                    <pic:cNvPr id="1058424254" name="Picture 1058424254"/>
+                    <pic:cNvPicPr/>
+                  </pic:nvPicPr>
+                  <pic:blipFill>
+                    <a:blip r:embed="rId9">
+                      <a:extLst>
+                        <a:ext uri="{28A0092B-C50C-407E-A947-70E740481C1C}">
+                          <a14:useLocalDpi xmlns:a14="http://schemas.microsoft.com/office/drawing/2010/main" val="0"/>
+                        </a:ext>
+                      </a:extLst>
+                    </a:blip>
+                    <a:stretch>
+                      <a:fillRect/>
+                    </a:stretch>
+                  </pic:blipFill>
+                  <pic:spPr>
+                    <a:xfrm>
+                      <a:off x="0" y="0"/>
+                      <a:ext cx="2214271" cy="1629574"/>
+                    </a:xfrm>
+                    <a:prstGeom prst="rect">
+                      <a:avLst/>
+                    </a:prstGeom>
+                  </pic:spPr>
+                </pic:pic>
+              </a:graphicData>
+            </a:graphic>
+          </wp:inline>
+        </w:drawing>
       </w:r>
     </w:p>
     <w:p>
       <w:pPr>
-        <w:pStyle w:val="Normal"/>
+        <w:pStyle w:val="Heading2"/>
       </w:pPr>
     </w:p>
+    <w:p>
+      <w:pPr>
+        <w:pStyle w:val="Heading2"/>
+      </w:pPr>
+    </w:p>
+    <w:p>
+      <w:pPr>
+        <w:pStyle w:val="Heading2"/>
+      </w:pPr>
+      <w:r>
+        <w:t>Player Can’t Die</w:t>
+      </w:r>
+    </w:p>
+    <w:p>
+      <w:r>
+        <w:t>After the player’s health bar goes to its minimum value, the player doesn’t die, no more health is lost.</w:t>
+      </w:r>
+      <w:r>
+        <w:t xml:space="preserve"> After looking at the code for a little bit, I decided to add a breakpoint to the Set Percentage Block of code, to check if there was any Float Point Imprecision</w:t>
+      </w:r>
+      <w:r>
+        <w:t>, and that seems to be the case, as the value being fed to the In Percent pin was –0.000...</w:t>
+      </w:r>
+      <w:r>
+        <w:rPr>
+          <w:noProof/>
+        </w:rPr>
+        <w:drawing>
+          <wp:anchor distT="0" distB="0" distL="114300" distR="114300" simplePos="0" relativeHeight="251658752" behindDoc="0" locked="0" layoutInCell="1" allowOverlap="1" wp14:anchorId="02AE0E3F" wp14:editId="100A8F04">
+            <wp:simplePos x="0" y="0"/>
+            <wp:positionH relativeFrom="column">
+              <wp:align>left</wp:align>
+            </wp:positionH>
+            <wp:positionV relativeFrom="paragraph">
+              <wp:posOffset>0</wp:posOffset>
+            </wp:positionV>
+            <wp:extent cx="3238500" cy="1729715"/>
+            <wp:effectExtent l="0" t="0" r="0" b="0"/>
+            <wp:wrapSquare wrapText="bothSides"/>
+            <wp:docPr id="2084470703" name="drawing"/>
+            <wp:cNvGraphicFramePr>
+              <a:graphicFrameLocks xmlns:a="http://schemas.openxmlformats.org/drawingml/2006/main" noChangeAspect="1"/>
+            </wp:cNvGraphicFramePr>
+            <a:graphic xmlns:a="http://schemas.openxmlformats.org/drawingml/2006/main">
+              <a:graphicData uri="http://schemas.openxmlformats.org/drawingml/2006/picture">
+                <pic:pic xmlns:pic="http://schemas.openxmlformats.org/drawingml/2006/picture">
+                  <pic:nvPicPr>
+                    <pic:cNvPr id="2084470703" name="Picture 2084470703"/>
+                    <pic:cNvPicPr/>
+                  </pic:nvPicPr>
+                  <pic:blipFill>
+                    <a:blip r:embed="rId10">
+                      <a:extLst>
+                        <a:ext uri="{28A0092B-C50C-407E-A947-70E740481C1C}">
+                          <a14:useLocalDpi xmlns:a14="http://schemas.microsoft.com/office/drawing/2010/main"/>
+                        </a:ext>
+                      </a:extLst>
+                    </a:blip>
+                    <a:stretch>
+                      <a:fillRect/>
+                    </a:stretch>
+                  </pic:blipFill>
+                  <pic:spPr>
+                    <a:xfrm>
+                      <a:off x="0" y="0"/>
+                      <a:ext cx="3238500" cy="1729715"/>
+                    </a:xfrm>
+                    <a:prstGeom prst="rect">
+                      <a:avLst/>
+                    </a:prstGeom>
+                  </pic:spPr>
+                </pic:pic>
+              </a:graphicData>
+            </a:graphic>
+            <wp14:sizeRelH relativeFrom="page">
+              <wp14:pctWidth>0</wp14:pctWidth>
+            </wp14:sizeRelH>
+            <wp14:sizeRelV relativeFrom="page">
+              <wp14:pctHeight>0</wp14:pctHeight>
+            </wp14:sizeRelV>
+          </wp:anchor>
+        </w:drawing>
+      </w:r>
+      <w:r>
+        <w:rPr>
+          <w:noProof/>
+        </w:rPr>
+        <w:drawing>
+          <wp:inline distT="0" distB="0" distL="0" distR="0" wp14:anchorId="233D04AE" wp14:editId="685F2BAB">
+            <wp:extent cx="4991796" cy="1524213"/>
+            <wp:effectExtent l="0" t="0" r="0" b="0"/>
+            <wp:docPr id="1849769849" name="drawing"/>
+            <wp:cNvGraphicFramePr>
+              <a:graphicFrameLocks xmlns:a="http://schemas.openxmlformats.org/drawingml/2006/main" noChangeAspect="1"/>
+            </wp:cNvGraphicFramePr>
+            <a:graphic xmlns:a="http://schemas.openxmlformats.org/drawingml/2006/main">
+              <a:graphicData uri="http://schemas.openxmlformats.org/drawingml/2006/picture">
+                <pic:pic xmlns:pic="http://schemas.openxmlformats.org/drawingml/2006/picture">
+                  <pic:nvPicPr>
+                    <pic:cNvPr id="553852212" name="Picture 553852212"/>
+                    <pic:cNvPicPr/>
+                  </pic:nvPicPr>
+                  <pic:blipFill>
+                    <a:blip r:embed="rId11">
+                      <a:extLst>
+                        <a:ext uri="{28A0092B-C50C-407E-A947-70E740481C1C}">
+                          <a14:useLocalDpi xmlns:a14="http://schemas.microsoft.com/office/drawing/2010/main"/>
+                        </a:ext>
+                      </a:extLst>
+                    </a:blip>
+                    <a:stretch>
+                      <a:fillRect/>
+                    </a:stretch>
+                  </pic:blipFill>
+                  <pic:spPr>
+                    <a:xfrm>
+                      <a:off x="0" y="0"/>
+                      <a:ext cx="4991796" cy="1524213"/>
+                    </a:xfrm>
+                    <a:prstGeom prst="rect">
+                      <a:avLst/>
+                    </a:prstGeom>
+                  </pic:spPr>
+                </pic:pic>
+              </a:graphicData>
+            </a:graphic>
+          </wp:inline>
+        </w:drawing>
+      </w:r>
+      <w:r>
+        <w:t xml:space="preserve">                                       Since that was the case, </w:t>
+      </w:r>
+      <w:r>
+        <w:t>it</w:t>
+      </w:r>
+      <w:r>
+        <w:t xml:space="preserve"> means that the condition checking if that value is equal to 0 wouldn’t work, so I changed to a Less </w:t>
+      </w:r>
+      <w:r>
+        <w:t>T</w:t>
+      </w:r>
+      <w:r>
+        <w:t xml:space="preserve">han or </w:t>
+      </w:r>
+      <w:r>
+        <w:t>E</w:t>
+      </w:r>
+      <w:r>
+        <w:t xml:space="preserve">quals </w:t>
+      </w:r>
+      <w:r>
+        <w:t>T</w:t>
+      </w:r>
+      <w:r>
+        <w:t>o check</w:t>
+      </w:r>
+      <w:r>
+        <w:t>, and it worked after that.</w:t>
+      </w:r>
+      <w:r>
+        <w:rPr>
+          <w:noProof/>
+        </w:rPr>
+        <w:drawing>
+          <wp:inline distT="0" distB="0" distL="0" distR="0" wp14:anchorId="6650BDA6" wp14:editId="5C3C9918">
+            <wp:extent cx="2705478" cy="787752"/>
+            <wp:effectExtent l="0" t="0" r="0" b="0"/>
+            <wp:docPr id="316340544" name="drawing"/>
+            <wp:cNvGraphicFramePr>
+              <a:graphicFrameLocks xmlns:a="http://schemas.openxmlformats.org/drawingml/2006/main" noChangeAspect="1"/>
+            </wp:cNvGraphicFramePr>
+            <a:graphic xmlns:a="http://schemas.openxmlformats.org/drawingml/2006/main">
+              <a:graphicData uri="http://schemas.openxmlformats.org/drawingml/2006/picture">
+                <pic:pic xmlns:pic="http://schemas.openxmlformats.org/drawingml/2006/picture">
+                  <pic:nvPicPr>
+                    <pic:cNvPr id="316340544" name="Picture 316340544"/>
+                    <pic:cNvPicPr/>
+                  </pic:nvPicPr>
+                  <pic:blipFill>
+                    <a:blip r:embed="rId12">
+                      <a:extLst>
+                        <a:ext uri="{28A0092B-C50C-407E-A947-70E740481C1C}">
+                          <a14:useLocalDpi xmlns:a14="http://schemas.microsoft.com/office/drawing/2010/main"/>
+                        </a:ext>
+                      </a:extLst>
+                    </a:blip>
+                    <a:stretch>
+                      <a:fillRect/>
+                    </a:stretch>
+                  </pic:blipFill>
+                  <pic:spPr>
+                    <a:xfrm>
+                      <a:off x="0" y="0"/>
+                      <a:ext cx="2705478" cy="787752"/>
+                    </a:xfrm>
+                    <a:prstGeom prst="rect">
+                      <a:avLst/>
+                    </a:prstGeom>
+                  </pic:spPr>
+                </pic:pic>
+              </a:graphicData>
+            </a:graphic>
+          </wp:inline>
+        </w:drawing>
+      </w:r>
+      <w:r>
+        <w:rPr>
+          <w:noProof/>
+        </w:rPr>
+        <w:drawing>
+          <wp:inline distT="0" distB="0" distL="0" distR="0" wp14:anchorId="43D366A7" wp14:editId="77E086F9">
+            <wp:extent cx="2674738" cy="619211"/>
+            <wp:effectExtent l="0" t="0" r="0" b="0"/>
+            <wp:docPr id="1881186784" name="drawing"/>
+            <wp:cNvGraphicFramePr>
+              <a:graphicFrameLocks xmlns:a="http://schemas.openxmlformats.org/drawingml/2006/main" noChangeAspect="1"/>
+            </wp:cNvGraphicFramePr>
+            <a:graphic xmlns:a="http://schemas.openxmlformats.org/drawingml/2006/main">
+              <a:graphicData uri="http://schemas.openxmlformats.org/drawingml/2006/picture">
+                <pic:pic xmlns:pic="http://schemas.openxmlformats.org/drawingml/2006/picture">
+                  <pic:nvPicPr>
+                    <pic:cNvPr id="1881186784" name="Picture 1881186784"/>
+                    <pic:cNvPicPr/>
+                  </pic:nvPicPr>
+                  <pic:blipFill>
+                    <a:blip r:embed="rId13">
+                      <a:extLst>
+                        <a:ext uri="{28A0092B-C50C-407E-A947-70E740481C1C}">
+                          <a14:useLocalDpi xmlns:a14="http://schemas.microsoft.com/office/drawing/2010/main"/>
+                        </a:ext>
+                      </a:extLst>
+                    </a:blip>
+                    <a:stretch>
+                      <a:fillRect/>
+                    </a:stretch>
+                  </pic:blipFill>
+                  <pic:spPr>
+                    <a:xfrm>
+                      <a:off x="0" y="0"/>
+                      <a:ext cx="2674738" cy="619211"/>
+                    </a:xfrm>
+                    <a:prstGeom prst="rect">
+                      <a:avLst/>
+                    </a:prstGeom>
+                  </pic:spPr>
+                </pic:pic>
+              </a:graphicData>
+            </a:graphic>
+          </wp:inline>
+        </w:drawing>
+      </w:r>
+    </w:p>
+    <w:p>
+      <w:r>
+        <w:t>And after testing again, I could get to zero health, and the game would reset and a death would be added.</w:t>
+      </w:r>
+    </w:p>
+    <w:p>
+      <w:r>
+        <w:rPr>
+          <w:noProof/>
+        </w:rPr>
+        <w:drawing>
+          <wp:inline distT="0" distB="0" distL="0" distR="0" wp14:anchorId="68295017" wp14:editId="4768401A">
+            <wp:extent cx="3314700" cy="1516710"/>
+            <wp:effectExtent l="0" t="0" r="0" b="0"/>
+            <wp:docPr id="442735738" name="drawing"/>
+            <wp:cNvGraphicFramePr>
+              <a:graphicFrameLocks xmlns:a="http://schemas.openxmlformats.org/drawingml/2006/main" noChangeAspect="1"/>
+            </wp:cNvGraphicFramePr>
+            <a:graphic xmlns:a="http://schemas.openxmlformats.org/drawingml/2006/main">
+              <a:graphicData uri="http://schemas.openxmlformats.org/drawingml/2006/picture">
+                <pic:pic xmlns:pic="http://schemas.openxmlformats.org/drawingml/2006/picture">
+                  <pic:nvPicPr>
+                    <pic:cNvPr id="442735738" name="Picture 442735738"/>
+                    <pic:cNvPicPr/>
+                  </pic:nvPicPr>
+                  <pic:blipFill>
+                    <a:blip r:embed="rId14">
+                      <a:extLst>
+                        <a:ext uri="{28A0092B-C50C-407E-A947-70E740481C1C}">
+                          <a14:useLocalDpi xmlns:a14="http://schemas.microsoft.com/office/drawing/2010/main"/>
+                        </a:ext>
+                      </a:extLst>
+                    </a:blip>
+                    <a:stretch>
+                      <a:fillRect/>
+                    </a:stretch>
+                  </pic:blipFill>
+                  <pic:spPr>
+                    <a:xfrm>
+                      <a:off x="0" y="0"/>
+                      <a:ext cx="3314700" cy="1516710"/>
+                    </a:xfrm>
+                    <a:prstGeom prst="rect">
+                      <a:avLst/>
+                    </a:prstGeom>
+                  </pic:spPr>
+                </pic:pic>
+              </a:graphicData>
+            </a:graphic>
+          </wp:inline>
+        </w:drawing>
+      </w:r>
+    </w:p>
+    <w:p>
+      <w:pPr>
+        <w:pStyle w:val="Heading2"/>
+      </w:pPr>
+      <w:r>
+        <w:lastRenderedPageBreak/>
+        <w:t>Health bar is lower than other UI</w:t>
+      </w:r>
+    </w:p>
+    <w:p>
+      <w:r>
+        <w:rPr>
+          <w:noProof/>
+        </w:rPr>
+        <w:drawing>
+          <wp:inline distT="0" distB="0" distL="0" distR="0" wp14:anchorId="2C68B09B" wp14:editId="7FC304B2">
+            <wp:extent cx="5058481" cy="476316"/>
+            <wp:effectExtent l="0" t="0" r="0" b="0"/>
+            <wp:docPr id="203603896" name="drawing"/>
+            <wp:cNvGraphicFramePr>
+              <a:graphicFrameLocks xmlns:a="http://schemas.openxmlformats.org/drawingml/2006/main" noChangeAspect="1"/>
+            </wp:cNvGraphicFramePr>
+            <a:graphic xmlns:a="http://schemas.openxmlformats.org/drawingml/2006/main">
+              <a:graphicData uri="http://schemas.openxmlformats.org/drawingml/2006/picture">
+                <pic:pic xmlns:pic="http://schemas.openxmlformats.org/drawingml/2006/picture">
+                  <pic:nvPicPr>
+                    <pic:cNvPr id="203603896" name="Picture 203603896"/>
+                    <pic:cNvPicPr/>
+                  </pic:nvPicPr>
+                  <pic:blipFill>
+                    <a:blip r:embed="rId15">
+                      <a:extLst>
+                        <a:ext uri="{28A0092B-C50C-407E-A947-70E740481C1C}">
+                          <a14:useLocalDpi xmlns:a14="http://schemas.microsoft.com/office/drawing/2010/main"/>
+                        </a:ext>
+                      </a:extLst>
+                    </a:blip>
+                    <a:stretch>
+                      <a:fillRect/>
+                    </a:stretch>
+                  </pic:blipFill>
+                  <pic:spPr>
+                    <a:xfrm>
+                      <a:off x="0" y="0"/>
+                      <a:ext cx="5058481" cy="476316"/>
+                    </a:xfrm>
+                    <a:prstGeom prst="rect">
+                      <a:avLst/>
+                    </a:prstGeom>
+                  </pic:spPr>
+                </pic:pic>
+              </a:graphicData>
+            </a:graphic>
+          </wp:inline>
+        </w:drawing>
+      </w:r>
+    </w:p>
+    <w:p>
+      <w:r>
+        <w:t>Pretty easy problem to solve this time, just had to adjust the Y position of the health bar until it looked in line with the others. It is a bit hard to line it up exactly, as setting it to the same value made it look like it was above the text, so I just changed it bit b</w:t>
+      </w:r>
+      <w:r>
+        <w:t>y bit until it looked alright.</w:t>
+      </w:r>
+    </w:p>
+    <w:p>
+      <w:r>
+        <w:rPr>
+          <w:noProof/>
+        </w:rPr>
+        <w:drawing>
+          <wp:inline distT="0" distB="0" distL="0" distR="0" wp14:anchorId="6F601A7F" wp14:editId="0E10BC76">
+            <wp:extent cx="5087060" cy="333422"/>
+            <wp:effectExtent l="0" t="0" r="0" b="0"/>
+            <wp:docPr id="1688919666" name="drawing"/>
+            <wp:cNvGraphicFramePr>
+              <a:graphicFrameLocks xmlns:a="http://schemas.openxmlformats.org/drawingml/2006/main" noChangeAspect="1"/>
+            </wp:cNvGraphicFramePr>
+            <a:graphic xmlns:a="http://schemas.openxmlformats.org/drawingml/2006/main">
+              <a:graphicData uri="http://schemas.openxmlformats.org/drawingml/2006/picture">
+                <pic:pic xmlns:pic="http://schemas.openxmlformats.org/drawingml/2006/picture">
+                  <pic:nvPicPr>
+                    <pic:cNvPr id="1688919666" name="Picture 1688919666"/>
+                    <pic:cNvPicPr/>
+                  </pic:nvPicPr>
+                  <pic:blipFill>
+                    <a:blip r:embed="rId16">
+                      <a:extLst>
+                        <a:ext uri="{28A0092B-C50C-407E-A947-70E740481C1C}">
+                          <a14:useLocalDpi xmlns:a14="http://schemas.microsoft.com/office/drawing/2010/main"/>
+                        </a:ext>
+                      </a:extLst>
+                    </a:blip>
+                    <a:stretch>
+                      <a:fillRect/>
+                    </a:stretch>
+                  </pic:blipFill>
+                  <pic:spPr>
+                    <a:xfrm>
+                      <a:off x="0" y="0"/>
+                      <a:ext cx="5087060" cy="333422"/>
+                    </a:xfrm>
+                    <a:prstGeom prst="rect">
+                      <a:avLst/>
+                    </a:prstGeom>
+                  </pic:spPr>
+                </pic:pic>
+              </a:graphicData>
+            </a:graphic>
+          </wp:inline>
+        </w:drawing>
+      </w:r>
+    </w:p>
+    <w:p>
+      <w:pPr>
+        <w:pStyle w:val="Heading2"/>
+      </w:pPr>
+      <w:r>
+        <w:t>Can’t exit game</w:t>
+      </w:r>
+    </w:p>
+    <w:p>
+      <w:r>
+        <w:t xml:space="preserve">Another </w:t>
+      </w:r>
+      <w:r>
+        <w:t>easy event to add, as there is a Quit Game block that I used in the Main Menu HUD for the quit button</w:t>
+      </w:r>
+      <w:r>
+        <w:t>. All I had to do was add a keyboard event to the Third Person Character blueprint, where you just must press the escape key to quit the game.</w:t>
+      </w:r>
+      <w:r>
+        <w:rPr>
+          <w:noProof/>
+        </w:rPr>
+        <w:drawing>
+          <wp:inline distT="0" distB="0" distL="0" distR="0" wp14:anchorId="0E3268E1" wp14:editId="0C4BB7CA">
+            <wp:extent cx="5468113" cy="2276793"/>
+            <wp:effectExtent l="0" t="0" r="0" b="0"/>
+            <wp:docPr id="702511472" name="drawing"/>
+            <wp:cNvGraphicFramePr>
+              <a:graphicFrameLocks xmlns:a="http://schemas.openxmlformats.org/drawingml/2006/main" noChangeAspect="1"/>
+            </wp:cNvGraphicFramePr>
+            <a:graphic xmlns:a="http://schemas.openxmlformats.org/drawingml/2006/main">
+              <a:graphicData uri="http://schemas.openxmlformats.org/drawingml/2006/picture">
+                <pic:pic xmlns:pic="http://schemas.openxmlformats.org/drawingml/2006/picture">
+                  <pic:nvPicPr>
+                    <pic:cNvPr id="702511472" name="Picture 702511472"/>
+                    <pic:cNvPicPr/>
+                  </pic:nvPicPr>
+                  <pic:blipFill>
+                    <a:blip r:embed="rId17">
+                      <a:extLst>
+                        <a:ext uri="{28A0092B-C50C-407E-A947-70E740481C1C}">
+                          <a14:useLocalDpi xmlns:a14="http://schemas.microsoft.com/office/drawing/2010/main"/>
+                        </a:ext>
+                      </a:extLst>
+                    </a:blip>
+                    <a:stretch>
+                      <a:fillRect/>
+                    </a:stretch>
+                  </pic:blipFill>
+                  <pic:spPr>
+                    <a:xfrm>
+                      <a:off x="0" y="0"/>
+                      <a:ext cx="5468113" cy="2276793"/>
+                    </a:xfrm>
+                    <a:prstGeom prst="rect">
+                      <a:avLst/>
+                    </a:prstGeom>
+                  </pic:spPr>
+                </pic:pic>
+              </a:graphicData>
+            </a:graphic>
+          </wp:inline>
+        </w:drawing>
+      </w:r>
+    </w:p>
     <w:sectPr>
-      <w:pgSz w:w="11906" w:h="16838" w:orient="portrait"/>
+      <w:pgSz w:w="11906" w:h="16838"/>
       <w:pgMar w:top="1440" w:right="1440" w:bottom="1440" w:left="1440" w:header="708" w:footer="708" w:gutter="0"/>
       <w:cols w:space="708"/>
       <w:docGrid w:linePitch="360"/>
@@ -102,7 +837,7 @@
   <w:docDefaults>
     <w:rPrDefault>
       <w:rPr>
-        <w:rFonts w:asciiTheme="minorHAnsi" w:hAnsiTheme="minorHAnsi" w:eastAsiaTheme="minorHAnsi" w:cstheme="minorBidi"/>
+        <w:rFonts w:asciiTheme="minorHAnsi" w:eastAsiaTheme="minorHAnsi" w:hAnsiTheme="minorHAnsi" w:cstheme="minorBidi"/>
         <w:kern w:val="2"/>
         <w:sz w:val="24"/>
         <w:szCs w:val="24"/>
@@ -119,14 +854,14 @@
   <w:latentStyles w:defLockedState="0" w:defUIPriority="99" w:defSemiHidden="0" w:defUnhideWhenUsed="0" w:defQFormat="0" w:count="376">
     <w:lsdException w:name="Normal" w:uiPriority="0" w:qFormat="1"/>
     <w:lsdException w:name="heading 1" w:uiPriority="9" w:qFormat="1"/>
-    <w:lsdException w:name="heading 2" w:uiPriority="9" w:semiHidden="1" w:unhideWhenUsed="1" w:qFormat="1"/>
-    <w:lsdException w:name="heading 3" w:uiPriority="9" w:semiHidden="1" w:unhideWhenUsed="1" w:qFormat="1"/>
-    <w:lsdException w:name="heading 4" w:uiPriority="9" w:semiHidden="1" w:unhideWhenUsed="1" w:qFormat="1"/>
-    <w:lsdException w:name="heading 5" w:uiPriority="9" w:semiHidden="1" w:unhideWhenUsed="1" w:qFormat="1"/>
-    <w:lsdException w:name="heading 6" w:uiPriority="9" w:semiHidden="1" w:unhideWhenUsed="1" w:qFormat="1"/>
-    <w:lsdException w:name="heading 7" w:uiPriority="9" w:semiHidden="1" w:unhideWhenUsed="1" w:qFormat="1"/>
-    <w:lsdException w:name="heading 8" w:uiPriority="9" w:semiHidden="1" w:unhideWhenUsed="1" w:qFormat="1"/>
-    <w:lsdException w:name="heading 9" w:uiPriority="9" w:semiHidden="1" w:unhideWhenUsed="1" w:qFormat="1"/>
+    <w:lsdException w:name="heading 2" w:semiHidden="1" w:uiPriority="9" w:unhideWhenUsed="1" w:qFormat="1"/>
+    <w:lsdException w:name="heading 3" w:semiHidden="1" w:uiPriority="9" w:unhideWhenUsed="1" w:qFormat="1"/>
+    <w:lsdException w:name="heading 4" w:semiHidden="1" w:uiPriority="9" w:unhideWhenUsed="1" w:qFormat="1"/>
+    <w:lsdException w:name="heading 5" w:semiHidden="1" w:uiPriority="9" w:unhideWhenUsed="1" w:qFormat="1"/>
+    <w:lsdException w:name="heading 6" w:semiHidden="1" w:uiPriority="9" w:unhideWhenUsed="1" w:qFormat="1"/>
+    <w:lsdException w:name="heading 7" w:semiHidden="1" w:uiPriority="9" w:unhideWhenUsed="1" w:qFormat="1"/>
+    <w:lsdException w:name="heading 8" w:semiHidden="1" w:uiPriority="9" w:unhideWhenUsed="1" w:qFormat="1"/>
+    <w:lsdException w:name="heading 9" w:semiHidden="1" w:uiPriority="9" w:unhideWhenUsed="1" w:qFormat="1"/>
     <w:lsdException w:name="index 1" w:semiHidden="1" w:unhideWhenUsed="1"/>
     <w:lsdException w:name="index 2" w:semiHidden="1" w:unhideWhenUsed="1"/>
     <w:lsdException w:name="index 3" w:semiHidden="1" w:unhideWhenUsed="1"/>
@@ -136,22 +871,22 @@
     <w:lsdException w:name="index 7" w:semiHidden="1" w:unhideWhenUsed="1"/>
     <w:lsdException w:name="index 8" w:semiHidden="1" w:unhideWhenUsed="1"/>
     <w:lsdException w:name="index 9" w:semiHidden="1" w:unhideWhenUsed="1"/>
-    <w:lsdException w:name="toc 1" w:uiPriority="39" w:semiHidden="1" w:unhideWhenUsed="1"/>
-    <w:lsdException w:name="toc 2" w:uiPriority="39" w:semiHidden="1" w:unhideWhenUsed="1"/>
-    <w:lsdException w:name="toc 3" w:uiPriority="39" w:semiHidden="1" w:unhideWhenUsed="1"/>
-    <w:lsdException w:name="toc 4" w:uiPriority="39" w:semiHidden="1" w:unhideWhenUsed="1"/>
-    <w:lsdException w:name="toc 5" w:uiPriority="39" w:semiHidden="1" w:unhideWhenUsed="1"/>
-    <w:lsdException w:name="toc 6" w:uiPriority="39" w:semiHidden="1" w:unhideWhenUsed="1"/>
-    <w:lsdException w:name="toc 7" w:uiPriority="39" w:semiHidden="1" w:unhideWhenUsed="1"/>
-    <w:lsdException w:name="toc 8" w:uiPriority="39" w:semiHidden="1" w:unhideWhenUsed="1"/>
-    <w:lsdException w:name="toc 9" w:uiPriority="39" w:semiHidden="1" w:unhideWhenUsed="1"/>
+    <w:lsdException w:name="toc 1" w:semiHidden="1" w:uiPriority="39" w:unhideWhenUsed="1"/>
+    <w:lsdException w:name="toc 2" w:semiHidden="1" w:uiPriority="39" w:unhideWhenUsed="1"/>
+    <w:lsdException w:name="toc 3" w:semiHidden="1" w:uiPriority="39" w:unhideWhenUsed="1"/>
+    <w:lsdException w:name="toc 4" w:semiHidden="1" w:uiPriority="39" w:unhideWhenUsed="1"/>
+    <w:lsdException w:name="toc 5" w:semiHidden="1" w:uiPriority="39" w:unhideWhenUsed="1"/>
+    <w:lsdException w:name="toc 6" w:semiHidden="1" w:uiPriority="39" w:unhideWhenUsed="1"/>
+    <w:lsdException w:name="toc 7" w:semiHidden="1" w:uiPriority="39" w:unhideWhenUsed="1"/>
+    <w:lsdException w:name="toc 8" w:semiHidden="1" w:uiPriority="39" w:unhideWhenUsed="1"/>
+    <w:lsdException w:name="toc 9" w:semiHidden="1" w:uiPriority="39" w:unhideWhenUsed="1"/>
     <w:lsdException w:name="Normal Indent" w:semiHidden="1" w:unhideWhenUsed="1"/>
     <w:lsdException w:name="footnote text" w:semiHidden="1" w:unhideWhenUsed="1"/>
     <w:lsdException w:name="annotation text" w:semiHidden="1" w:unhideWhenUsed="1"/>
     <w:lsdException w:name="header" w:semiHidden="1" w:unhideWhenUsed="1"/>
     <w:lsdException w:name="footer" w:semiHidden="1" w:unhideWhenUsed="1"/>
     <w:lsdException w:name="index heading" w:semiHidden="1" w:unhideWhenUsed="1"/>
-    <w:lsdException w:name="caption" w:uiPriority="35" w:semiHidden="1" w:unhideWhenUsed="1" w:qFormat="1"/>
+    <w:lsdException w:name="caption" w:semiHidden="1" w:uiPriority="35" w:unhideWhenUsed="1" w:qFormat="1"/>
     <w:lsdException w:name="table of figures" w:semiHidden="1" w:unhideWhenUsed="1"/>
     <w:lsdException w:name="envelope address" w:semiHidden="1" w:unhideWhenUsed="1"/>
     <w:lsdException w:name="envelope return" w:semiHidden="1" w:unhideWhenUsed="1"/>
@@ -182,7 +917,7 @@
     <w:lsdException w:name="Title" w:uiPriority="10" w:qFormat="1"/>
     <w:lsdException w:name="Closing" w:semiHidden="1" w:unhideWhenUsed="1"/>
     <w:lsdException w:name="Signature" w:semiHidden="1" w:unhideWhenUsed="1"/>
-    <w:lsdException w:name="Default Paragraph Font" w:uiPriority="1" w:semiHidden="1" w:unhideWhenUsed="1"/>
+    <w:lsdException w:name="Default Paragraph Font" w:semiHidden="1" w:uiPriority="1" w:unhideWhenUsed="1"/>
     <w:lsdException w:name="Body Text" w:semiHidden="1" w:unhideWhenUsed="1"/>
     <w:lsdException w:name="Body Text Indent" w:semiHidden="1" w:unhideWhenUsed="1"/>
     <w:lsdException w:name="List Continue" w:semiHidden="1" w:unhideWhenUsed="1"/>
@@ -382,8 +1117,8 @@
     <w:lsdException w:name="Subtle Reference" w:uiPriority="31" w:qFormat="1"/>
     <w:lsdException w:name="Intense Reference" w:uiPriority="32" w:qFormat="1"/>
     <w:lsdException w:name="Book Title" w:uiPriority="33" w:qFormat="1"/>
-    <w:lsdException w:name="Bibliography" w:uiPriority="37" w:semiHidden="1" w:unhideWhenUsed="1"/>
-    <w:lsdException w:name="TOC Heading" w:uiPriority="39" w:semiHidden="1" w:unhideWhenUsed="1" w:qFormat="1"/>
+    <w:lsdException w:name="Bibliography" w:semiHidden="1" w:uiPriority="37" w:unhideWhenUsed="1"/>
+    <w:lsdException w:name="TOC Heading" w:semiHidden="1" w:uiPriority="39" w:unhideWhenUsed="1" w:qFormat="1"/>
     <w:lsdException w:name="Plain Table 1" w:uiPriority="41"/>
     <w:lsdException w:name="Plain Table 2" w:uiPriority="42"/>
     <w:lsdException w:name="Plain Table 3" w:uiPriority="43"/>
@@ -494,7 +1229,7 @@
     <w:lsdException w:name="Unresolved Mention" w:semiHidden="1" w:unhideWhenUsed="1"/>
     <w:lsdException w:name="Smart Link" w:semiHidden="1" w:unhideWhenUsed="1"/>
   </w:latentStyles>
-  <w:style w:type="paragraph" w:styleId="Normal" w:default="1">
+  <w:style w:type="paragraph" w:default="1" w:styleId="Normal">
     <w:name w:val="Normal"/>
     <w:qFormat/>
   </w:style>
@@ -513,7 +1248,7 @@
       <w:outlineLvl w:val="0"/>
     </w:pPr>
     <w:rPr>
-      <w:rFonts w:asciiTheme="majorHAnsi" w:hAnsiTheme="majorHAnsi" w:eastAsiaTheme="majorEastAsia" w:cstheme="majorBidi"/>
+      <w:rFonts w:asciiTheme="majorHAnsi" w:eastAsiaTheme="majorEastAsia" w:hAnsiTheme="majorHAnsi" w:cstheme="majorBidi"/>
       <w:color w:val="0F4761" w:themeColor="accent1" w:themeShade="BF"/>
       <w:sz w:val="40"/>
       <w:szCs w:val="40"/>
@@ -536,7 +1271,7 @@
       <w:outlineLvl w:val="1"/>
     </w:pPr>
     <w:rPr>
-      <w:rFonts w:asciiTheme="majorHAnsi" w:hAnsiTheme="majorHAnsi" w:eastAsiaTheme="majorEastAsia" w:cstheme="majorBidi"/>
+      <w:rFonts w:asciiTheme="majorHAnsi" w:eastAsiaTheme="majorEastAsia" w:hAnsiTheme="majorHAnsi" w:cstheme="majorBidi"/>
       <w:color w:val="0F4761" w:themeColor="accent1" w:themeShade="BF"/>
       <w:sz w:val="32"/>
       <w:szCs w:val="32"/>
@@ -697,13 +1432,13 @@
       <w:color w:val="272727" w:themeColor="text1" w:themeTint="D8"/>
     </w:rPr>
   </w:style>
-  <w:style w:type="character" w:styleId="DefaultParagraphFont" w:default="1">
+  <w:style w:type="character" w:default="1" w:styleId="DefaultParagraphFont">
     <w:name w:val="Default Paragraph Font"/>
     <w:uiPriority w:val="1"/>
     <w:semiHidden/>
     <w:unhideWhenUsed/>
   </w:style>
-  <w:style w:type="table" w:styleId="TableNormal" w:default="1">
+  <w:style w:type="table" w:default="1" w:styleId="TableNormal">
     <w:name w:val="Normal Table"/>
     <w:uiPriority w:val="99"/>
     <w:semiHidden/>
@@ -718,26 +1453,26 @@
       </w:tblCellMar>
     </w:tblPr>
   </w:style>
-  <w:style w:type="numbering" w:styleId="NoList" w:default="1">
+  <w:style w:type="numbering" w:default="1" w:styleId="NoList">
     <w:name w:val="No List"/>
     <w:uiPriority w:val="99"/>
     <w:semiHidden/>
     <w:unhideWhenUsed/>
   </w:style>
-  <w:style w:type="character" w:styleId="Heading1Char" w:customStyle="1">
+  <w:style w:type="character" w:customStyle="1" w:styleId="Heading1Char">
     <w:name w:val="Heading 1 Char"/>
     <w:basedOn w:val="DefaultParagraphFont"/>
     <w:link w:val="Heading1"/>
     <w:uiPriority w:val="9"/>
     <w:rsid w:val="004A251F"/>
     <w:rPr>
-      <w:rFonts w:asciiTheme="majorHAnsi" w:hAnsiTheme="majorHAnsi" w:eastAsiaTheme="majorEastAsia" w:cstheme="majorBidi"/>
+      <w:rFonts w:asciiTheme="majorHAnsi" w:eastAsiaTheme="majorEastAsia" w:hAnsiTheme="majorHAnsi" w:cstheme="majorBidi"/>
       <w:color w:val="0F4761" w:themeColor="accent1" w:themeShade="BF"/>
       <w:sz w:val="40"/>
       <w:szCs w:val="40"/>
     </w:rPr>
   </w:style>
-  <w:style w:type="character" w:styleId="Heading2Char" w:customStyle="1">
+  <w:style w:type="character" w:customStyle="1" w:styleId="Heading2Char">
     <w:name w:val="Heading 2 Char"/>
     <w:basedOn w:val="DefaultParagraphFont"/>
     <w:link w:val="Heading2"/>
@@ -745,13 +1480,13 @@
     <w:semiHidden/>
     <w:rsid w:val="004A251F"/>
     <w:rPr>
-      <w:rFonts w:asciiTheme="majorHAnsi" w:hAnsiTheme="majorHAnsi" w:eastAsiaTheme="majorEastAsia" w:cstheme="majorBidi"/>
+      <w:rFonts w:asciiTheme="majorHAnsi" w:eastAsiaTheme="majorEastAsia" w:hAnsiTheme="majorHAnsi" w:cstheme="majorBidi"/>
       <w:color w:val="0F4761" w:themeColor="accent1" w:themeShade="BF"/>
       <w:sz w:val="32"/>
       <w:szCs w:val="32"/>
     </w:rPr>
   </w:style>
-  <w:style w:type="character" w:styleId="Heading3Char" w:customStyle="1">
+  <w:style w:type="character" w:customStyle="1" w:styleId="Heading3Char">
     <w:name w:val="Heading 3 Char"/>
     <w:basedOn w:val="DefaultParagraphFont"/>
     <w:link w:val="Heading3"/>
@@ -765,7 +1500,7 @@
       <w:szCs w:val="28"/>
     </w:rPr>
   </w:style>
-  <w:style w:type="character" w:styleId="Heading4Char" w:customStyle="1">
+  <w:style w:type="character" w:customStyle="1" w:styleId="Heading4Char">
     <w:name w:val="Heading 4 Char"/>
     <w:basedOn w:val="DefaultParagraphFont"/>
     <w:link w:val="Heading4"/>
@@ -779,7 +1514,7 @@
       <w:color w:val="0F4761" w:themeColor="accent1" w:themeShade="BF"/>
     </w:rPr>
   </w:style>
-  <w:style w:type="character" w:styleId="Heading5Char" w:customStyle="1">
+  <w:style w:type="character" w:customStyle="1" w:styleId="Heading5Char">
     <w:name w:val="Heading 5 Char"/>
     <w:basedOn w:val="DefaultParagraphFont"/>
     <w:link w:val="Heading5"/>
@@ -791,7 +1526,7 @@
       <w:color w:val="0F4761" w:themeColor="accent1" w:themeShade="BF"/>
     </w:rPr>
   </w:style>
-  <w:style w:type="character" w:styleId="Heading6Char" w:customStyle="1">
+  <w:style w:type="character" w:customStyle="1" w:styleId="Heading6Char">
     <w:name w:val="Heading 6 Char"/>
     <w:basedOn w:val="DefaultParagraphFont"/>
     <w:link w:val="Heading6"/>
@@ -805,7 +1540,7 @@
       <w:color w:val="595959" w:themeColor="text1" w:themeTint="A6"/>
     </w:rPr>
   </w:style>
-  <w:style w:type="character" w:styleId="Heading7Char" w:customStyle="1">
+  <w:style w:type="character" w:customStyle="1" w:styleId="Heading7Char">
     <w:name w:val="Heading 7 Char"/>
     <w:basedOn w:val="DefaultParagraphFont"/>
     <w:link w:val="Heading7"/>
@@ -817,7 +1552,7 @@
       <w:color w:val="595959" w:themeColor="text1" w:themeTint="A6"/>
     </w:rPr>
   </w:style>
-  <w:style w:type="character" w:styleId="Heading8Char" w:customStyle="1">
+  <w:style w:type="character" w:customStyle="1" w:styleId="Heading8Char">
     <w:name w:val="Heading 8 Char"/>
     <w:basedOn w:val="DefaultParagraphFont"/>
     <w:link w:val="Heading8"/>
@@ -831,7 +1566,7 @@
       <w:color w:val="272727" w:themeColor="text1" w:themeTint="D8"/>
     </w:rPr>
   </w:style>
-  <w:style w:type="character" w:styleId="Heading9Char" w:customStyle="1">
+  <w:style w:type="character" w:customStyle="1" w:styleId="Heading9Char">
     <w:name w:val="Heading 9 Char"/>
     <w:basedOn w:val="DefaultParagraphFont"/>
     <w:link w:val="Heading9"/>
@@ -856,21 +1591,21 @@
       <w:contextualSpacing/>
     </w:pPr>
     <w:rPr>
-      <w:rFonts w:asciiTheme="majorHAnsi" w:hAnsiTheme="majorHAnsi" w:eastAsiaTheme="majorEastAsia" w:cstheme="majorBidi"/>
+      <w:rFonts w:asciiTheme="majorHAnsi" w:eastAsiaTheme="majorEastAsia" w:hAnsiTheme="majorHAnsi" w:cstheme="majorBidi"/>
       <w:spacing w:val="-10"/>
       <w:kern w:val="28"/>
       <w:sz w:val="56"/>
       <w:szCs w:val="56"/>
     </w:rPr>
   </w:style>
-  <w:style w:type="character" w:styleId="TitleChar" w:customStyle="1">
+  <w:style w:type="character" w:customStyle="1" w:styleId="TitleChar">
     <w:name w:val="Title Char"/>
     <w:basedOn w:val="DefaultParagraphFont"/>
     <w:link w:val="Title"/>
     <w:uiPriority w:val="10"/>
     <w:rsid w:val="004A251F"/>
     <w:rPr>
-      <w:rFonts w:asciiTheme="majorHAnsi" w:hAnsiTheme="majorHAnsi" w:eastAsiaTheme="majorEastAsia" w:cstheme="majorBidi"/>
+      <w:rFonts w:asciiTheme="majorHAnsi" w:eastAsiaTheme="majorEastAsia" w:hAnsiTheme="majorHAnsi" w:cstheme="majorBidi"/>
       <w:spacing w:val="-10"/>
       <w:kern w:val="28"/>
       <w:sz w:val="56"/>
@@ -898,7 +1633,7 @@
       <w:szCs w:val="28"/>
     </w:rPr>
   </w:style>
-  <w:style w:type="character" w:styleId="SubtitleChar" w:customStyle="1">
+  <w:style w:type="character" w:customStyle="1" w:styleId="SubtitleChar">
     <w:name w:val="Subtitle Char"/>
     <w:basedOn w:val="DefaultParagraphFont"/>
     <w:link w:val="Subtitle"/>
@@ -930,7 +1665,7 @@
       <w:color w:val="404040" w:themeColor="text1" w:themeTint="BF"/>
     </w:rPr>
   </w:style>
-  <w:style w:type="character" w:styleId="QuoteChar" w:customStyle="1">
+  <w:style w:type="character" w:customStyle="1" w:styleId="QuoteChar">
     <w:name w:val="Quote Char"/>
     <w:basedOn w:val="DefaultParagraphFont"/>
     <w:link w:val="Quote"/>
@@ -975,8 +1710,8 @@
     <w:rsid w:val="004A251F"/>
     <w:pPr>
       <w:pBdr>
-        <w:top w:val="single" w:color="0F4761" w:themeColor="accent1" w:themeShade="BF" w:sz="4" w:space="10"/>
-        <w:bottom w:val="single" w:color="0F4761" w:themeColor="accent1" w:themeShade="BF" w:sz="4" w:space="10"/>
+        <w:top w:val="single" w:sz="4" w:space="10" w:color="0F4761" w:themeColor="accent1" w:themeShade="BF"/>
+        <w:bottom w:val="single" w:sz="4" w:space="10" w:color="0F4761" w:themeColor="accent1" w:themeShade="BF"/>
       </w:pBdr>
       <w:spacing w:before="360" w:after="360"/>
       <w:ind w:left="864" w:right="864"/>
@@ -988,7 +1723,7 @@
       <w:color w:val="0F4761" w:themeColor="accent1" w:themeShade="BF"/>
     </w:rPr>
   </w:style>
-  <w:style w:type="character" w:styleId="IntenseQuoteChar" w:customStyle="1">
+  <w:style w:type="character" w:customStyle="1" w:styleId="IntenseQuoteChar">
     <w:name w:val="Intense Quote Char"/>
     <w:basedOn w:val="DefaultParagraphFont"/>
     <w:link w:val="IntenseQuote"/>
@@ -1018,7 +1753,7 @@
 </file>
 
 <file path=word/theme/theme1.xml><?xml version="1.0" encoding="utf-8"?>
-<a:theme xmlns:a="http://schemas.openxmlformats.org/drawingml/2006/main" xmlns:thm15="http://schemas.microsoft.com/office/thememl/2012/main" name="Office Theme">
+<a:theme xmlns:a="http://schemas.openxmlformats.org/drawingml/2006/main" name="Office Theme">
   <a:themeElements>
     <a:clrScheme name="Office">
       <a:dk1>
